--- a/companies/calderwood-partners/Engagements/Stark-Wilson/2020.06.11 - Status Report - Stark-Wilson v2 FINAL.docx
+++ b/companies/calderwood-partners/Engagements/Stark-Wilson/2020.06.11 - Status Report - Stark-Wilson v2 FINAL.docx
@@ -7,169 +7,12 @@
         <w:pStyle w:val="Heading1"/>
       </w:pPr>
       <w:r>
-        <w:t>Status Report: Channel Strategy for Stark-Wilson</w:t>
-      </w:r>
-    </w:p>
-    <w:tbl>
-      <w:tblPr>
-        <w:tblStyle w:val="TableGrid"/>
-        <w:tblW w:type="auto" w:w="0"/>
-        <w:tblLook w:firstColumn="1" w:firstRow="1" w:lastColumn="0" w:lastRow="0" w:noHBand="0" w:noVBand="1" w:val="04A0"/>
-      </w:tblPr>
-      <w:tblGrid>
-        <w:gridCol w:w="4320"/>
-        <w:gridCol w:w="4320"/>
-      </w:tblGrid>
-      <w:tr>
-        <w:tc>
-          <w:tcPr>
-            <w:tcW w:type="dxa" w:w="4320"/>
-          </w:tcPr>
-          <w:p>
-            <w:r>
-              <w:rPr>
-                <w:b/>
-              </w:rPr>
-              <w:t>Field</w:t>
-            </w:r>
-          </w:p>
-        </w:tc>
-        <w:tc>
-          <w:tcPr>
-            <w:tcW w:type="dxa" w:w="4320"/>
-          </w:tcPr>
-          <w:p>
-            <w:r>
-              <w:rPr>
-                <w:b/>
-              </w:rPr>
-              <w:t>Detail</w:t>
-            </w:r>
-          </w:p>
-        </w:tc>
-      </w:tr>
-      <w:tr>
-        <w:tc>
-          <w:tcPr>
-            <w:tcW w:type="dxa" w:w="4320"/>
-          </w:tcPr>
-          <w:p>
-            <w:r>
-              <w:t>Engagement</w:t>
-            </w:r>
-          </w:p>
-        </w:tc>
-        <w:tc>
-          <w:tcPr>
-            <w:tcW w:type="dxa" w:w="4320"/>
-          </w:tcPr>
-          <w:p>
-            <w:r>
-              <w:t>Channel Strategy</w:t>
-            </w:r>
-          </w:p>
-        </w:tc>
-      </w:tr>
-      <w:tr>
-        <w:tc>
-          <w:tcPr>
-            <w:tcW w:type="dxa" w:w="4320"/>
-          </w:tcPr>
-          <w:p>
-            <w:r>
-              <w:t>Client</w:t>
-            </w:r>
-          </w:p>
-        </w:tc>
-        <w:tc>
-          <w:tcPr>
-            <w:tcW w:type="dxa" w:w="4320"/>
-          </w:tcPr>
-          <w:p>
-            <w:r>
-              <w:t>Stark-Wilson</w:t>
-            </w:r>
-          </w:p>
-        </w:tc>
-      </w:tr>
-      <w:tr>
-        <w:tc>
-          <w:tcPr>
-            <w:tcW w:type="dxa" w:w="4320"/>
-          </w:tcPr>
-          <w:p>
-            <w:r>
-              <w:t>Prepared for</w:t>
-            </w:r>
-          </w:p>
-        </w:tc>
-        <w:tc>
-          <w:tcPr>
-            <w:tcW w:type="dxa" w:w="4320"/>
-          </w:tcPr>
-          <w:p>
-            <w:r>
-              <w:t>Stark-Wilson leadership</w:t>
-            </w:r>
-          </w:p>
-        </w:tc>
-      </w:tr>
-      <w:tr>
-        <w:tc>
-          <w:tcPr>
-            <w:tcW w:type="dxa" w:w="4320"/>
-          </w:tcPr>
-          <w:p>
-            <w:r>
-              <w:t>Prepared by</w:t>
-            </w:r>
-          </w:p>
-        </w:tc>
-        <w:tc>
-          <w:tcPr>
-            <w:tcW w:type="dxa" w:w="4320"/>
-          </w:tcPr>
-          <w:p>
-            <w:r>
-              <w:t>Joseph Reed, Research Associate, Calderwood Partners</w:t>
-            </w:r>
-          </w:p>
-        </w:tc>
-      </w:tr>
-      <w:tr>
-        <w:tc>
-          <w:tcPr>
-            <w:tcW w:type="dxa" w:w="4320"/>
-          </w:tcPr>
-          <w:p>
-            <w:r>
-              <w:t>Position</w:t>
-            </w:r>
-          </w:p>
-        </w:tc>
-        <w:tc>
-          <w:tcPr>
-            <w:tcW w:type="dxa" w:w="4320"/>
-          </w:tcPr>
-          <w:p>
-            <w:r>
-              <w:t>Midpoint of the engagement</w:t>
-            </w:r>
-          </w:p>
-        </w:tc>
-      </w:tr>
-    </w:tbl>
-    <w:p>
-      <w:pPr>
-        <w:pStyle w:val="Heading2"/>
-      </w:pPr>
-      <w:r>
-        <w:t>Summary</w:t>
+        <w:t>Status Report -- Channel Strategy for Stark-Wilson</w:t>
       </w:r>
     </w:p>
     <w:p>
       <w:r>
-        <w:t>This report covers the first half of the channel strategy work for Stark-Wilson and sets out where the engagement stands. The channel baseline is finished and reconciled to your finance records. The cost-to-serve analysis is built for three of the four channels, with one set of support costs still to come. Once those arrive we can state margin against the full cost of serving each channel, which is what the analysis has been assembling toward. The pace is in line with the plan for the engagement to this point.</w:t>
+        <w:t>This is our midpoint update on the channel strategy work for Stark-Wilson. Joseph Reed prepared it and Deborah Jimenez has reviewed it. It covers where we stand, what we have done since the last report, what comes next, and the few things we are watching.</w:t>
       </w:r>
     </w:p>
     <w:p>
@@ -177,44 +20,17 @@
         <w:pStyle w:val="Heading2"/>
       </w:pPr>
       <w:r>
-        <w:t>Work completed to date</w:t>
+        <w:t>Where we stand</w:t>
       </w:r>
     </w:p>
     <w:p>
       <w:r>
-        <w:t>The first months produced the evidence the recommendations will rest on. Every figure is reconciled to your own sales and finance records rather than to anything we carried in, so each number traces back to a source your team already knows. The following are complete:</w:t>
+        <w:t>The work is on plan at the midpoint. The channel map is settled and the economics are nearly closed. We have moved from understanding the current channels to shaping the options that will follow them. There is no change to scope, fee, or timeline requested in this report.</w:t>
       </w:r>
     </w:p>
     <w:p>
-      <w:pPr>
-        <w:pStyle w:val="ListBullet"/>
-      </w:pPr>
       <w:r>
-        <w:t>A channel baseline covering three years of sales across every channel, reconciled to the finance summary at the channel level.</w:t>
-      </w:r>
-    </w:p>
-    <w:p>
-      <w:pPr>
-        <w:pStyle w:val="ListBullet"/>
-      </w:pPr>
-      <w:r>
-        <w:t>A cost-to-serve model for the direct, distributor, and reseller channels, built from order-handling, logistics, and support costs rather than from a flat allocation.</w:t>
-      </w:r>
-    </w:p>
-    <w:p>
-      <w:pPr>
-        <w:pStyle w:val="ListBullet"/>
-      </w:pPr>
-      <w:r>
-        <w:t>A customer view showing where the same account is served through more than one channel, and a first measure of what that overlap costs.</w:t>
-      </w:r>
-    </w:p>
-    <w:p>
-      <w:pPr>
-        <w:pStyle w:val="ListBullet"/>
-      </w:pPr>
-      <w:r>
-        <w:t>A corrected split of the distributor and direct sales that had been booked together for one region, so the channel totals now hold.</w:t>
+        <w:t>Effort and cost to date sit within the fixed fee of $71,000. We have spent roughly what we expected to at this stage, weighted toward the analysis, and we see nothing in the remaining work that would push us past it. Your team has kept pace with our requests, which is a large part of why we are on plan. When the flow of data is steady, the analysis does not stall, and that has been the pattern so far.</w:t>
       </w:r>
     </w:p>
     <w:p>
@@ -222,12 +38,22 @@
         <w:pStyle w:val="Heading2"/>
       </w:pPr>
       <w:r>
-        <w:t>An early pattern</w:t>
+        <w:t>What we have done since the last report</w:t>
       </w:r>
     </w:p>
     <w:p>
       <w:r>
-        <w:t>One early finding is worth stating plainly, with the caution that it is not yet final. On the costs received so far, the reseller channel carries a higher cost to serve than its share of margin supports, driven largely by returns and pre-sale support, while the direct channel earns more after cost than its volume alone would suggest. The online channel looks the cheapest to serve on the order side, but its support cost is the piece still outstanding, so its position is not yet settled. This is the pattern the second half will test and either confirm or qualify. It is not a recommendation, and no channel decision should be read into it yet.</w:t>
+        <w:t>We finished the channel map. Every route Stark-Wilson uses to reach its market is now traced, with the volume and the internal owner recorded for each. Where the documented flow and the real one differed, we took the real one, which is the point of doing the map at all. The map is the base everything else is built on, so we held it open until your operators agreed it matched what they see.</w:t>
+      </w:r>
+    </w:p>
+    <w:p>
+      <w:r>
+        <w:t>We built the channel economics. Margin and cost to serve are now assembled route by route and reconciled to the ledger, so the recommendations to come will rest on measured numbers rather than estimates. Reconciling to the ledger took longer than a rough estimate would have, and it is worth it, because a number that ties can survive a hard question in a way an estimate cannot. The early reading is that at least one route carries more cost to serve than its share of volume would suggest, which is exactly the kind of thing the option work has to weigh.</w:t>
+      </w:r>
+    </w:p>
+    <w:p>
+      <w:r>
+        <w:t>We closed most of the open data. Your team turned the channel volumes around quickly. Only one figure, the distributor cost-to-serve allocation, is still with finance, and until it lands that part of the picture stays provisional. We have kept the request for it small and specific so it is easy to answer.</w:t>
       </w:r>
     </w:p>
     <w:p>
@@ -235,44 +61,22 @@
         <w:pStyle w:val="Heading2"/>
       </w:pPr>
       <w:r>
-        <w:t>Work still ahead</w:t>
+        <w:t>What comes next</w:t>
       </w:r>
     </w:p>
     <w:p>
       <w:r>
-        <w:t>With the baseline fixed, the remaining work turns the analysis into a strategy the business can act on. Assuming the outstanding support costs arrive as scheduled, what is left is:</w:t>
+        <w:t>The next phase is option design. We will shape two or three candidate channel mixes and test each against today for what it earns and what it asks the organization to change. We will describe every option in terms your managers can act on, because a mix the team cannot run is not a real option.</w:t>
       </w:r>
     </w:p>
     <w:p>
-      <w:pPr>
-        <w:pStyle w:val="ListBullet"/>
-      </w:pPr>
       <w:r>
-        <w:t>Complete the cost-to-serve picture for the last channel and close the margin-after-cost view across all four.</w:t>
+        <w:t>Each option will carry its own economics, so a choice between them is a choice you can make on the numbers and not on impression. We will also be plain about what each one asks of the organization to stand up, since the cost of a change is part of its price and belongs in the comparison.</w:t>
       </w:r>
     </w:p>
     <w:p>
-      <w:pPr>
-        <w:pStyle w:val="ListBullet"/>
-      </w:pPr>
       <w:r>
-        <w:t>Frame the channel options: which channels the numbers support leading with, which to hold, and which to change or step back from.</w:t>
-      </w:r>
-    </w:p>
-    <w:p>
-      <w:pPr>
-        <w:pStyle w:val="ListBullet"/>
-      </w:pPr>
-      <w:r>
-        <w:t>Set out the roadmap, with the sequence of changes and what each move asks of pricing, sales coverage, and support.</w:t>
-      </w:r>
-    </w:p>
-    <w:p>
-      <w:pPr>
-        <w:pStyle w:val="ListBullet"/>
-      </w:pPr>
-      <w:r>
-        <w:t>Bring the findings to the next working session for discussion before anything is settled.</w:t>
+        <w:t>We expect to bring the options and their trade-offs to you before any direction is fixed. Our aim is a clear, honest set of choices, each with its costs shown, so that the decision is yours to make on the merits. We will lay the options side by side and walk your team through them in a working session before anything is settled.</w:t>
       </w:r>
     </w:p>
     <w:p>
@@ -280,86 +84,22 @@
         <w:pStyle w:val="Heading2"/>
       </w:pPr>
       <w:r>
-        <w:t>Fee and budget</w:t>
+        <w:t>What we are watching</w:t>
       </w:r>
     </w:p>
     <w:p>
       <w:r>
-        <w:t>The engagement is tracking within the fixed fee of $71,000 agreed at the outset, and roughly half of the planned effort has been used, in line with where the work stands. Nothing in the plan for the second half calls for more than was scoped. If the analysis surfaces a question that genuinely falls outside the original scope, Deborah Jimenez will bring it to you before any work is done against it, so the fee holds no surprise at the end.</w:t>
-      </w:r>
-    </w:p>
-    <w:p>
-      <w:pPr>
-        <w:pStyle w:val="Heading2"/>
-      </w:pPr>
-      <w:r>
-        <w:t>Risks being managed</w:t>
+        <w:t>Two things could affect pace, and neither threatens the result. The first is the distributor allocation still with finance; until it lands, the distributor margin stays provisional, and we have asked for it inside the week. The second is calendar time with the two channel managers, which we need to test the options against how the channels actually run.</w:t>
       </w:r>
     </w:p>
     <w:p>
       <w:r>
-        <w:t>Three risks are worth watching. Each is named here with the step being taken on it.</w:t>
-      </w:r>
-    </w:p>
-    <w:p>
-      <w:pPr>
-        <w:pStyle w:val="ListBullet"/>
-      </w:pPr>
-      <w:r>
-        <w:t>The outstanding support costs. The channel economics cannot be closed until they arrive; the analysis waits on the data, not on us. Your team has committed to send them by the end of next week.</w:t>
-      </w:r>
-    </w:p>
-    <w:p>
-      <w:pPr>
-        <w:pStyle w:val="ListBullet"/>
-      </w:pPr>
-      <w:r>
-        <w:t>The extent of the channel overlap. One shared account has been corrected, and there may be others; we are testing the larger accounts for the same pattern. If the overlap is wider, the cost attached to it grows with it.</w:t>
-      </w:r>
-    </w:p>
-    <w:p>
-      <w:pPr>
-        <w:pStyle w:val="ListBullet"/>
-      </w:pPr>
-      <w:r>
-        <w:t>Decision latency. The second half has a critical path, and the channel choices we bring to your leadership set the pace of the roadmap that follows. Delay in those choices pushes the roadmap out by the same amount.</w:t>
-      </w:r>
-    </w:p>
-    <w:p>
-      <w:pPr>
-        <w:pStyle w:val="Heading2"/>
-      </w:pPr>
-      <w:r>
-        <w:t>What we need from Stark-Wilson</w:t>
+        <w:t>Deborah Jimenez is holding those sessions open and will confirm them as soon as your side can. Neither item is on a critical path yet, and we will flag it plainly here the moment either one starts to bite.</w:t>
       </w:r>
     </w:p>
     <w:p>
       <w:r>
-        <w:t>Two things keep the second half on schedule: the remaining support costs by the end of next week, and a working session in the following week to walk your team through the channel economics once they are complete. Deborah Jimenez leads the engagement and will set the session time with your office. Questions on the analysis can come to me directly.</w:t>
-      </w:r>
-    </w:p>
-    <w:p/>
-    <w:p>
-      <w:r>
-        <w:t>_____________________________</w:t>
-      </w:r>
-    </w:p>
-    <w:p>
-      <w:r>
-        <w:rPr>
-          <w:b/>
-        </w:rPr>
-        <w:t>Joseph Reed</w:t>
-      </w:r>
-    </w:p>
-    <w:p>
-      <w:r>
-        <w:t>Research Associate</w:t>
-      </w:r>
-    </w:p>
-    <w:p>
-      <w:r>
-        <w:t>Date: June 11, 2020</w:t>
+        <w:t>The one thing that moves everything forward is the distributor allocation. Once finance returns it, we close the economics and start the option design, and we will send you the option-review date the same week.</w:t>
       </w:r>
     </w:p>
     <w:sectPr>
